--- a/manuscript/_extensions/wjschne/apaquarto/apaquarto.docx
+++ b/manuscript/_extensions/wjschne/apaquarto/apaquarto.docx
@@ -4,7 +4,7 @@
   <w:body>
     <w:p>
       <w:pPr>
-        <w:pStyle w:val="AbstractFirstParagraph"/>
+        <w:pStyle w:val="SubPanelNote"/>
       </w:pPr>
     </w:p>
     <w:sectPr>
@@ -14,8 +14,10 @@
       <w:footerReference w:type="default" r:id="rId11"/>
       <w:headerReference w:type="first" r:id="rId12"/>
       <w:footerReference w:type="first" r:id="rId13"/>
-      <w:pgSz w:w="12240" w:h="15840"/>
+      <w:pgSz w:w="12240" w:h="15840" w:code="1"/>
       <w:pgMar w:top="1440" w:right="1440" w:bottom="1440" w:left="1440" w:header="720" w:footer="720" w:gutter="0"/>
+      <!-- apaquarto-original-linenumbers:  -->
+      <w:lnNumType w:countBy="1" w:restart="continuous"/>
       <w:cols w:space="720"/>
     </w:sectPr>
   </w:body>
@@ -108,6 +110,7 @@
         <w:tab w:val="right" w:pos="9360"/>
       </w:tabs>
     </w:pPr>
+    <!-- apaquarto-original-runninghead: <w:sdt><w:sdtPr><w:alias w:val="Comments"/><w:tag w:val=""/><w:id w:val="411821190"/><w:placeholder><w:docPart w:val="0C02FC99099648D19246354A6487E13A"/></w:placeholder><w:showingPlcHdr/><w:dataBinding w:prefixMappings="xmlns:ns0='http://purl.org/dc/elements/1.1/' xmlns:ns1='http://schemas.openxmlformats.org/package/2006/metadata/core-properties' " w:xpath="/ns1:coreProperties[1]/ns0:description[1]" w:storeItemID="{6C3C8BC8-F283-45AE-878A-BAB7291924A1}"/><w:text w:multiLine="1"/></w:sdtPr><w:sdtContent><w:r><w:rPr><w:rStyle w:val="PlaceholderText"/></w:rPr><w:t>[Comments]</w:t></w:r></w:sdtContent></w:sdt> -->
     <w:sdt>
       <w:sdtPr>
         <w:alias w:val="Comments"/>
@@ -116,16 +119,12 @@
         <w:placeholder>
           <w:docPart w:val="0C02FC99099648D19246354A6487E13A"/>
         </w:placeholder>
-        <w:showingPlcHdr/>
         <w:dataBinding w:prefixMappings="xmlns:ns0='http://purl.org/dc/elements/1.1/' xmlns:ns1='http://schemas.openxmlformats.org/package/2006/metadata/core-properties' " w:xpath="/ns1:coreProperties[1]/ns0:description[1]" w:storeItemID="{6C3C8BC8-F283-45AE-878A-BAB7291924A1}"/>
         <w:text w:multiLine="1"/>
       </w:sdtPr>
       <w:sdtContent>
         <w:r>
-          <w:rPr>
-            <w:rStyle w:val="PlaceholderText"/>
-          </w:rPr>
-          <w:t>[Comments]</w:t>
+          <w:t xml:space="preserve">BETA REGRESSION TUTORIAL</w:t>
         </w:r>
       </w:sdtContent>
     </w:sdt>
@@ -1182,9 +1181,9 @@
     <w:uiPriority w:val="9"/>
     <w:unhideWhenUsed/>
     <w:qFormat/>
-    <w:rsid w:val="0017682D"/>
-    <w:pPr>
-      <w:ind w:left="720" w:right="720" w:firstLine="0"/>
+    <w:rsid w:val="0056007C"/>
+    <w:pPr>
+      <w:ind w:left="720" w:firstLine="0"/>
     </w:pPr>
   </w:style>
   <w:style w:type="paragraph" w:styleId="FootnoteText">
@@ -1193,6 +1192,10 @@
     <w:uiPriority w:val="9"/>
     <w:unhideWhenUsed/>
     <w:qFormat/>
+    <w:rsid w:val="00780A8B"/>
+    <w:pPr>
+      <w:spacing w:line="240" w:lineRule="auto"/>
+    </w:pPr>
   </w:style>
   <w:style w:type="table" w:customStyle="1" w:styleId="Table">
     <w:name w:val="Table"/>
@@ -1381,7 +1384,6 @@
       <w:wordWrap w:val="0"/>
       <w:spacing w:after="240" w:line="240" w:lineRule="auto"/>
       <w:contextualSpacing/>
-      <w:jc w:val="left"/>
     </w:pPr>
   </w:style>
   <w:style w:type="character" w:customStyle="1" w:styleId="KeywordTok">
@@ -1797,8 +1799,7 @@
     <w:pPr>
       <w:keepNext/>
       <w:keepLines/>
-      <w:spacing w:line="480" w:lineRule="auto"/>
-      <w:outlineLvl w:val="0"/>
+      <w:spacing w:before="552" w:line="480" w:lineRule="auto"/>
     </w:pPr>
     <w:rPr>
       <w:b/>
@@ -1826,8 +1827,9 @@
     <w:qFormat/>
     <w:rsid w:val="00A946AC"/>
     <w:pPr>
-      <w:spacing w:before="60"/>
+      <w:spacing w:before="60" w:after="552"/>
       <w:ind w:firstLine="0"/>
+      <w:contextualSpacing/>
     </w:pPr>
   </w:style>
   <w:style w:type="character" w:customStyle="1" w:styleId="FigureNoteChar">
@@ -1865,7 +1867,7 @@
     <w:qFormat/>
     <w:rsid w:val="00C304F7"/>
     <w:pPr>
-      <w:spacing w:after="240"/>
+      <w:spacing w:after="552"/>
     </w:pPr>
   </w:style>
   <w:style w:type="character" w:customStyle="1" w:styleId="FigureWithoutNoteChar">
@@ -1894,7 +1896,7 @@
     <w:qFormat/>
     <w:rsid w:val="00BB3FEC"/>
     <w:pPr>
-      <w:spacing w:before="240"/>
+      <w:spacing w:before="552"/>
     </w:pPr>
   </w:style>
   <w:style w:type="character" w:customStyle="1" w:styleId="AfterWithoutNoteChar">
@@ -1934,7 +1936,7 @@
     <w:basedOn w:val="BodyTextChar"/>
     <w:link w:val="BlockText"/>
     <w:uiPriority w:val="9"/>
-    <w:rsid w:val="00065938"/>
+    <w:rsid w:val="0056007C"/>
   </w:style>
   <w:style w:type="character" w:customStyle="1" w:styleId="NextBlockTextChar">
     <w:name w:val="NextBlockText Char"/>
@@ -1999,6 +2001,77 @@
     <w:rPr>
       <w:szCs w:val="20"/>
     </w:rPr>
+  </w:style>
+  <w:style w:type="paragraph" w:customStyle="1" w:styleId="SubPanelNote">
+    <w:name w:val="SubPanelNote"/>
+    <w:basedOn w:val="FigureNote"/>
+    <w:link w:val="SubPanelNoteChar"/>
+    <w:qFormat/>
+    <w:rsid w:val="00BD5312"/>
+    <w:pPr>
+      <w:jc w:val="center"/>
+    </w:pPr>
+  </w:style>
+  <w:style w:type="character" w:customStyle="1" w:styleId="SubPanelNoteChar">
+    <w:name w:val="SubPanelNote Char"/>
+    <w:basedOn w:val="FigureNoteChar"/>
+    <w:link w:val="SubPanelNote"/>
+    <w:rsid w:val="00BD5312"/>
+  </w:style>
+  <w:style w:type="paragraph" w:customStyle="1" w:styleId="ApaUnlistedHeading1">
+    <w:name w:val="Apa Unlisted Heading 1"/>
+    <w:basedOn w:val="Heading1"/>
+    <w:qFormat/>
+    <w:pPr>
+      <w:outlineLvl w:val="9"/>
+    </w:pPr>
+  </w:style>
+  <w:style w:type="paragraph" w:customStyle="1" w:styleId="ApaUnlistedHeading2">
+    <w:name w:val="Apa Unlisted Heading 2"/>
+    <w:basedOn w:val="Heading2"/>
+    <w:qFormat/>
+    <w:pPr>
+      <w:outlineLvl w:val="9"/>
+    </w:pPr>
+  </w:style>
+  <w:style w:type="paragraph" w:customStyle="1" w:styleId="ApaUnlistedHeading3">
+    <w:name w:val="Apa Unlisted Heading 3"/>
+    <w:basedOn w:val="Heading3"/>
+    <w:qFormat/>
+    <w:pPr>
+      <w:outlineLvl w:val="9"/>
+    </w:pPr>
+  </w:style>
+  <w:style w:type="paragraph" w:customStyle="1" w:styleId="ApaUnlistedHeading4">
+    <w:name w:val="Apa Unlisted Heading 4"/>
+    <w:basedOn w:val="Heading4"/>
+    <w:qFormat/>
+    <w:pPr>
+      <w:outlineLvl w:val="9"/>
+    </w:pPr>
+  </w:style>
+  <w:style w:type="paragraph" w:customStyle="1" w:styleId="ApaUnlistedHeading5">
+    <w:name w:val="Apa Unlisted Heading 5"/>
+    <w:basedOn w:val="Heading5"/>
+    <w:qFormat/>
+    <w:pPr>
+      <w:outlineLvl w:val="9"/>
+    </w:pPr>
+  </w:style>
+  <w:style w:type="paragraph" w:customStyle="1" w:styleId="ApaUnlistedHeading6">
+    <w:name w:val="Apa Unlisted Heading 6"/>
+    <w:basedOn w:val="Heading6"/>
+    <w:qFormat/>
+    <w:pPr>
+      <w:outlineLvl w:val="9"/>
+    </w:pPr>
+  </w:style>
+  <w:style w:type="paragraph" w:customStyle="1" w:styleId="QuoteAttribution">
+    <w:name w:val="QuoteAttribution"/>
+    <w:basedOn w:val="BlockText"/>
+    <w:pPr>
+      <w:jc w:val="right"/>
+    </w:pPr>
   </w:style>
 </w:styles>
 </file>
@@ -2097,19 +2170,25 @@
     <w:rsid w:val="00221DB6"/>
     <w:rsid w:val="00266742"/>
     <w:rsid w:val="002E7A3C"/>
+    <w:rsid w:val="003106FC"/>
     <w:rsid w:val="003402EC"/>
     <w:rsid w:val="00440287"/>
     <w:rsid w:val="004739F0"/>
     <w:rsid w:val="004F6D10"/>
     <w:rsid w:val="005702F2"/>
     <w:rsid w:val="005B1707"/>
+    <w:rsid w:val="005C0DD9"/>
     <w:rsid w:val="0061553F"/>
+    <w:rsid w:val="006F54D0"/>
     <w:rsid w:val="007139D3"/>
     <w:rsid w:val="00843AF0"/>
+    <w:rsid w:val="0088292B"/>
+    <w:rsid w:val="00AA6B78"/>
     <w:rsid w:val="00B139B1"/>
     <w:rsid w:val="00B34FB5"/>
     <w:rsid w:val="00CE12A2"/>
     <w:rsid w:val="00D34E1D"/>
+    <w:rsid w:val="00DE61F2"/>
     <w:rsid w:val="00E37D61"/>
     <w:rsid w:val="00FC515E"/>
   </w:rsids>
